--- a/pr-preview/pr-15/chapters/unix-tracked-changes.docx
+++ b/pr-preview/pr-15/chapters/unix-tracked-changes.docx
@@ -16,7 +16,7 @@
       </w:pPr>
       <w:del w:id="1" w:author="PR Preview" w:date="2026-01-01T00:00:00Z">
         <w:r>
-          <w:delText xml:space="preserve">Last modified: 2026-10-11 21:04:29 (PDT)</w:delText>
+          <w:delText xml:space="preserve">Last modified: 2026-10-12 00:36:52 (PDT)</w:delText>
         </w:r>
       </w:del>
     </w:p>
@@ -26,7 +26,7 @@
       </w:pPr>
       <w:ins w:id="2" w:author="PR Preview" w:date="2026-01-01T00:00:00Z">
         <w:r>
-          <w:t xml:space="preserve">Last modified: 2026-10-11 23:36:09 (PDT)</w:t>
+          <w:t xml:space="preserve">Last modified: 2026-10-12 01:03:54 (PDT)</w:t>
         </w:r>
       </w:ins>
     </w:p>

--- a/pr-preview/pr-15/chapters/unix-tracked-changes.docx
+++ b/pr-preview/pr-15/chapters/unix-tracked-changes.docx
@@ -16,7 +16,7 @@
       </w:pPr>
       <w:del w:id="1" w:author="PR Preview" w:date="2026-01-01T00:00:00Z">
         <w:r>
-          <w:delText xml:space="preserve">Last modified: 2026-10-12 00:36:52 (PDT)</w:delText>
+          <w:delText xml:space="preserve">Last modified: 2026-10-12 01:04:11 (PDT)</w:delText>
         </w:r>
       </w:del>
     </w:p>
@@ -26,7 +26,7 @@
       </w:pPr>
       <w:ins w:id="2" w:author="PR Preview" w:date="2026-01-01T00:00:00Z">
         <w:r>
-          <w:t xml:space="preserve">Last modified: 2026-10-12 01:03:54 (PDT)</w:t>
+          <w:t xml:space="preserve">Last modified: 2026-10-12 01:10:28 (PDT)</w:t>
         </w:r>
       </w:ins>
     </w:p>
@@ -1414,7 +1414,7 @@
     </w:p>
     <w:bookmarkEnd w:id="15"/>
     <w:bookmarkEnd w:id="16"/>
-    <w:bookmarkStart w:id="21" w:name="basics"/>
+    <w:bookmarkStart w:id="21" w:name="sec-unix-basics"/>
     <w:p>
       <w:pPr>
         <w:pStyle w:val="Heading2"/>
@@ -2997,7 +2997,7 @@
     </w:tbl>
     <w:bookmarkEnd w:id="36"/>
     <w:bookmarkEnd w:id="37"/>
-    <w:bookmarkStart w:id="43" w:name="syntax-for-both-macwindows"/>
+    <w:bookmarkStart w:id="43" w:name="sec-syntax-for-both-macwindows"/>
     <w:p>
       <w:pPr>
         <w:pStyle w:val="Heading2"/>
@@ -7147,7 +7147,7 @@
     </w:p>
     <w:bookmarkEnd w:id="64"/>
     <w:bookmarkEnd w:id="65"/>
-    <w:bookmarkStart w:id="67" w:name="running-bash-scripts"/>
+    <w:bookmarkStart w:id="67" w:name="sec-running-bash-scripts"/>
     <w:p>
       <w:pPr>
         <w:pStyle w:val="Heading2"/>
@@ -8730,7 +8730,7 @@
     </w:p>
     <w:bookmarkEnd w:id="80"/>
     <w:bookmarkEnd w:id="81"/>
-    <w:bookmarkStart w:id="84" w:name="running-rscripts-in-windows"/>
+    <w:bookmarkStart w:id="84" w:name="sec-running-rscripts-in-windows"/>
     <w:p>
       <w:pPr>
         <w:pStyle w:val="Heading2"/>
@@ -8980,7 +8980,7 @@
     </w:p>
     <w:bookmarkEnd w:id="83"/>
     <w:bookmarkEnd w:id="84"/>
-    <w:bookmarkStart w:id="85" w:name="checking-tasks-and-killing-jobs"/>
+    <w:bookmarkStart w:id="85" w:name="sec-checking-tasks-and-killing-jobs"/>
     <w:p>
       <w:pPr>
         <w:pStyle w:val="Heading2"/>
@@ -9356,7 +9356,7 @@
       </w:r>
     </w:p>
     <w:bookmarkEnd w:id="85"/>
-    <w:bookmarkStart w:id="89" w:name="running-big-jobs"/>
+    <w:bookmarkStart w:id="89" w:name="sec-running-big-jobs"/>
     <w:p>
       <w:pPr>
         <w:pStyle w:val="Heading2"/>
@@ -11741,7 +11741,7 @@
     </w:p>
     <w:bookmarkEnd w:id="88"/>
     <w:bookmarkEnd w:id="89"/>
-    <w:bookmarkStart w:id="92" w:name="external-resources"/>
+    <w:bookmarkStart w:id="92" w:name="sec-external-resources"/>
     <w:p>
       <w:pPr>
         <w:pStyle w:val="Heading2"/>
